--- a/docs/06-权限矩阵与错误码校验规则_V1.0.docx
+++ b/docs/06-权限矩阵与错误码校验规则_V1.0.docx
@@ -2,6 +2,143 @@
 <file path=word/document.xml><?xml version="1.0" encoding="utf-8"?>
 <w:document xmlns:wpc="http://schemas.microsoft.com/office/word/2010/wordprocessingCanvas" xmlns:mo="http://schemas.microsoft.com/office/mac/office/2008/main" xmlns:mc="http://schemas.openxmlformats.org/markup-compatibility/2006" xmlns:mv="urn:schemas-microsoft-com:mac:vml" xmlns:o="urn:schemas-microsoft-com:office:office" xmlns:r="http://schemas.openxmlformats.org/officeDocument/2006/relationships" xmlns:m="http://schemas.openxmlformats.org/officeDocument/2006/math" xmlns:v="urn:schemas-microsoft-com:vml" xmlns:wp14="http://schemas.microsoft.com/office/word/2010/wordprocessingDrawing" xmlns:wp="http://schemas.openxmlformats.org/drawingml/2006/wordprocessingDrawing" xmlns:w10="urn:schemas-microsoft-com:office:word" xmlns:w="http://schemas.openxmlformats.org/wordprocessingml/2006/main" xmlns:w14="http://schemas.microsoft.com/office/word/2010/wordml" xmlns:wpg="http://schemas.microsoft.com/office/word/2010/wordprocessingGroup" xmlns:wpi="http://schemas.microsoft.com/office/word/2010/wordprocessingInk" xmlns:wne="http://schemas.microsoft.com/office/word/2006/wordml" xmlns:wps="http://schemas.microsoft.com/office/word/2010/wordprocessingShape" mc:Ignorable="w14 wp14">
   <w:body>
+    <w:p>
+      <w:pPr>
+        <w:pStyle w:val="Heading1"/>
+      </w:pPr>
+      <w:r>
+        <w:rPr>
+          <w:rFonts w:ascii="Microsoft YaHei" w:hAnsi="Microsoft YaHei" w:eastAsia="Microsoft YaHei"/>
+          <w:b w:val="0"/>
+          <w:sz w:val="21"/>
+        </w:rPr>
+        <w:t>V2 目标基线修订</w:t>
+      </w:r>
+    </w:p>
+    <w:p>
+      <w:r>
+        <w:rPr>
+          <w:rFonts w:ascii="Microsoft YaHei" w:hAnsi="Microsoft YaHei" w:eastAsia="Microsoft YaHei"/>
+          <w:b/>
+          <w:sz w:val="21"/>
+        </w:rPr>
+        <w:t>本修订依据 docs/15-R7-BIZ-1-V2-评审决策冻结记录.md，描述 BIZ-1A～1D 后续实施的目标规则。当前数据库和已上线 API 未在 BIZ-1P 阶段改变。本文原 V1.0 正文中与本修订或冻结记录冲突的断言已废弃，仅保留现行实现与历史追溯意义。</w:t>
+      </w:r>
+    </w:p>
+    <w:p>
+      <w:r>
+        <w:rPr>
+          <w:rFonts w:ascii="Microsoft YaHei" w:hAnsi="Microsoft YaHei" w:eastAsia="Microsoft YaHei"/>
+          <w:b/>
+          <w:sz w:val="21"/>
+        </w:rPr>
+        <w:t>目标设计和完整测试条目见 docs/16-R7-BIZ-1P-V2-目标设计与验收基线.md。出现冻结记录内部冲突必须停止实施并标记 DECISION REQUIRED。</w:t>
+      </w:r>
+    </w:p>
+    <w:p>
+      <w:pPr>
+        <w:pStyle w:val="ListBullet"/>
+      </w:pPr>
+      <w:r>
+        <w:rPr>
+          <w:rFonts w:ascii="Microsoft YaHei" w:hAnsi="Microsoft YaHei" w:eastAsia="Microsoft YaHei"/>
+          <w:b w:val="0"/>
+          <w:sz w:val="21"/>
+        </w:rPr>
+        <w:t>route:transfer（新）：可转派并在同一动作中重核该线路所有正式参与工资，不另需独立工资调整权限；原因必填，当前参与与版本必须匹配。</w:t>
+      </w:r>
+    </w:p>
+    <w:p>
+      <w:pPr>
+        <w:pStyle w:val="ListBullet"/>
+      </w:pPr>
+      <w:r>
+        <w:rPr>
+          <w:rFonts w:ascii="Microsoft YaHei" w:hAnsi="Microsoft YaHei" w:eastAsia="Microsoft YaHei"/>
+          <w:b w:val="0"/>
+          <w:sz w:val="21"/>
+        </w:rPr>
+        <w:t>route:salary:adjust（新）：非转派场景调整任意参与工资，含 0.00；原因必填，金额变化才生成历史；普通 route:edit 不能代替。</w:t>
+      </w:r>
+    </w:p>
+    <w:p>
+      <w:pPr>
+        <w:pStyle w:val="ListBullet"/>
+      </w:pPr>
+      <w:r>
+        <w:rPr>
+          <w:rFonts w:ascii="Microsoft YaHei" w:hAnsi="Microsoft YaHei" w:eastAsia="Microsoft YaHei"/>
+          <w:b w:val="0"/>
+          <w:sz w:val="21"/>
+        </w:rPr>
+        <w:t>route:void、route:reactivate（沿用）：仅 COMPLETED 可作废，VOIDED 恢复 COMPLETED；作废原因必填。权限赋予角色，不硬编码 ADMIN。</w:t>
+      </w:r>
+    </w:p>
+    <w:p>
+      <w:pPr>
+        <w:pStyle w:val="ListBullet"/>
+      </w:pPr>
+      <w:r>
+        <w:rPr>
+          <w:rFonts w:ascii="Microsoft YaHei" w:hAnsi="Microsoft YaHei" w:eastAsia="Microsoft YaHei"/>
+          <w:b w:val="0"/>
+          <w:sz w:val="21"/>
+        </w:rPr>
+        <w:t>route:list、route:depart、route:unload（沿用）：司机仅本人参与范围，且只有当前有效参与可发车/卸货。route:list 本身不授予经营金额；敏感金额需独立经营/财务权限，由实施阶段核定最小可复用权限或增码。</w:t>
+      </w:r>
+    </w:p>
+    <w:p>
+      <w:pPr>
+        <w:pStyle w:val="ListBullet"/>
+      </w:pPr>
+      <w:r>
+        <w:rPr>
+          <w:rFonts w:ascii="Microsoft YaHei" w:hAnsi="Microsoft YaHei" w:eastAsia="Microsoft YaHei"/>
+          <w:b w:val="0"/>
+          <w:sz w:val="21"/>
+        </w:rPr>
+        <w:t>salary:view、salary:mine（沿用）：前者授权管理端查看，后者仅自有司机本人正式工资单；外协仍强拒绝工资单。费用申请/处理保持既有业务红线，外协不因新增参与而获公司费用能力。</w:t>
+      </w:r>
+    </w:p>
+    <w:p>
+      <w:pPr>
+        <w:pStyle w:val="ListBullet"/>
+      </w:pPr>
+      <w:r>
+        <w:rPr>
+          <w:rFonts w:ascii="Microsoft YaHei" w:hAnsi="Microsoft YaHei" w:eastAsia="Microsoft YaHei"/>
+          <w:b w:val="0"/>
+          <w:sz w:val="21"/>
+        </w:rPr>
+        <w:t>driver:add/edit、user:manage、driver:bindVehicle（沿用并加 Policy）：DRIVER 账号只能由司机流程创建/关联；外协绑定后端强拒绝；类型变更校验当前绑定、在途线路及历史。</w:t>
+      </w:r>
+    </w:p>
+    <w:p>
+      <w:pPr>
+        <w:pStyle w:val="ListBullet"/>
+      </w:pPr>
+      <w:r>
+        <w:rPr>
+          <w:rFonts w:ascii="Microsoft YaHei" w:hAnsi="Microsoft YaHei" w:eastAsia="Microsoft YaHei"/>
+          <w:b w:val="0"/>
+          <w:sz w:val="21"/>
+        </w:rPr>
+        <w:t>expense:attribution:edit、report:profit、settlement:view/diff:view、audit:view（沿用）：重新归属、经营金额、版本差异和审计须各自鉴权。附件下载再次校验用户及业务对象归属；前端按钮隐藏不代替后端拒绝。</w:t>
+      </w:r>
+    </w:p>
+    <w:p>
+      <w:pPr>
+        <w:pStyle w:val="Heading2"/>
+      </w:pPr>
+      <w:r>
+        <w:rPr>
+          <w:rFonts w:ascii="Microsoft YaHei" w:hAnsi="Microsoft YaHei" w:eastAsia="Microsoft YaHei"/>
+          <w:b w:val="0"/>
+          <w:sz w:val="21"/>
+        </w:rPr>
+        <w:t>以下为 V1.0 原始正文。与以上 V2 修订冲突的旧口径均已废弃。</w:t>
+      </w:r>
+    </w:p>
     <w:p>
       <w:r>
         <w:rPr>

--- a/docs/06-权限矩阵与错误码校验规则_V1.0.docx
+++ b/docs/06-权限矩阵与错误码校验规则_V1.0.docx
@@ -124,6 +124,15 @@
           <w:sz w:val="21"/>
         </w:rPr>
         <w:t>expense:attribution:edit、report:profit、settlement:view/diff:view、audit:view（沿用）：重新归属、经营金额、版本差异和审计须各自鉴权。附件下载再次校验用户及业务对象归属；前端按钮隐藏不代替后端拒绝。</w:t>
+      </w:r>
+    </w:p>
+    <w:p>
+      <w:pPr>
+        <w:pStyle w:val="ListBullet"/>
+        <w:keepLines/>
+      </w:pPr>
+      <w:r>
+        <w:t>司机新账号与外协首发布强校验补充：driver:add 流程中新用户密码必须安全哈希，已有合法 DRIVER User 只能关联且原密码不变，密码不入响应/Audit/日志，重置走正式流程；OUTSOURCED 初始线路需真实车牌和必填工资（含 0.00），不要求 vehicleId，不能查、建、绑公司车。后端只以 Driver.driverType 决定校验分支，前端传入类型不能绕过。</w:t>
       </w:r>
     </w:p>
     <w:p>
